--- a/src/main/resources/pdf/FRS.docx
+++ b/src/main/resources/pdf/FRS.docx
@@ -93,7 +93,7 @@
           <w:sz w:val="48"/>
           <w:szCs w:val="48"/>
         </w:rPr>
-        <w:t xml:space="preserve">Functional Specification </w:t>
+        <w:t xml:space="preserve">Functional </w:t>
       </w:r>
       <w:r>
         <w:rPr>
@@ -103,7 +103,7 @@
           <w:sz w:val="48"/>
           <w:szCs w:val="48"/>
         </w:rPr>
-        <w:t>R</w:t>
+        <w:t xml:space="preserve">Flow </w:t>
       </w:r>
       <w:r>
         <w:rPr>
@@ -113,88 +113,112 @@
           <w:sz w:val="48"/>
           <w:szCs w:val="48"/>
         </w:rPr>
-        <w:t>equirements</w:t>
-      </w:r>
-    </w:p>
-    <w:p>
-      <w:pPr>
-        <w:ind w:left="720" w:hanging="360"/>
-      </w:pPr>
-    </w:p>
-    <w:p>
-      <w:pPr>
-        <w:ind w:left="720" w:hanging="360"/>
+        <w:t>of</w:t>
+      </w:r>
+      <w:r>
         <w:rPr>
           <w:b/>
           <w:bCs/>
-        </w:rPr>
-      </w:pPr>
-      <w:r>
+          <w:color w:val="004885"/>
+          <w:sz w:val="48"/>
+          <w:szCs w:val="48"/>
+        </w:rPr>
+        <w:t xml:space="preserve"> Fund Release Portal </w:t>
+      </w:r>
+    </w:p>
+    <w:p>
+      <w:pPr>
+        <w:ind w:left="720" w:hanging="360"/>
+      </w:pPr>
+    </w:p>
+    <w:p>
+      <w:pPr>
+        <w:ind w:left="720" w:hanging="360"/>
         <w:rPr>
           <w:b/>
           <w:bCs/>
         </w:rPr>
-        <w:t>Project: NHA Grant Request Portal</w:t>
-      </w:r>
+      </w:pPr>
       <w:r>
         <w:rPr>
           <w:b/>
           <w:bCs/>
         </w:rPr>
-        <w:t xml:space="preserve"> (PMJAY)</w:t>
-      </w:r>
-    </w:p>
-    <w:p>
-      <w:pPr>
-        <w:ind w:left="720" w:hanging="360"/>
+        <w:t>Project: NHA Grant Request Portal</w:t>
+      </w:r>
+      <w:r>
         <w:rPr>
           <w:b/>
           <w:bCs/>
         </w:rPr>
-      </w:pPr>
-      <w:r>
+        <w:t xml:space="preserve"> (PMJAY)</w:t>
+      </w:r>
+    </w:p>
+    <w:p>
+      <w:pPr>
+        <w:ind w:left="720" w:hanging="360"/>
         <w:rPr>
           <w:b/>
           <w:bCs/>
         </w:rPr>
-        <w:t>Version: V1.</w:t>
-      </w:r>
+      </w:pPr>
       <w:r>
         <w:rPr>
           <w:b/>
           <w:bCs/>
         </w:rPr>
-        <w:t>1</w:t>
-      </w:r>
-    </w:p>
-    <w:p>
-      <w:pPr>
-        <w:ind w:left="720" w:hanging="360"/>
+        <w:t>Version: V1.</w:t>
+      </w:r>
+      <w:r>
         <w:rPr>
           <w:b/>
           <w:bCs/>
         </w:rPr>
-      </w:pPr>
-      <w:r>
+        <w:t>1</w:t>
+      </w:r>
+    </w:p>
+    <w:p>
+      <w:pPr>
+        <w:ind w:left="720" w:hanging="360"/>
         <w:rPr>
           <w:b/>
           <w:bCs/>
         </w:rPr>
-        <w:t>Date: 2</w:t>
-      </w:r>
+      </w:pPr>
       <w:r>
         <w:rPr>
           <w:b/>
           <w:bCs/>
         </w:rPr>
-        <w:t>1</w:t>
+        <w:t xml:space="preserve">Date: </w:t>
       </w:r>
       <w:r>
         <w:rPr>
           <w:b/>
           <w:bCs/>
         </w:rPr>
-        <w:t>/02/2025</w:t>
+        <w:t>04</w:t>
+      </w:r>
+      <w:r>
+        <w:rPr>
+          <w:b/>
+          <w:bCs/>
+        </w:rPr>
+        <w:t>/</w:t>
+      </w:r>
+      <w:r>
+        <w:rPr>
+          <w:b/>
+          <w:bCs/>
+        </w:rPr>
+        <w:t>07</w:t>
+      </w:r>
+      <w:r>
+        <w:rPr>
+          <w:b/>
+          <w:bCs/>
+        </w:rPr>
+        <w:t>/2025</w:t>
       </w:r>
     </w:p>
     <w:p>
@@ -1626,19 +1650,13 @@
         <w:rPr>
           <w:lang w:val="en-US"/>
         </w:rPr>
-        <w:t>is document describes the functional requirements for</w:t>
-      </w:r>
-      <w:r>
-        <w:rPr>
-          <w:lang w:val="en-US"/>
-        </w:rPr>
-        <w:t xml:space="preserve"> creat</w:t>
-      </w:r>
-      <w:r>
-        <w:rPr>
-          <w:lang w:val="en-US"/>
-        </w:rPr>
-        <w:t>ing</w:t>
+        <w:t xml:space="preserve">is document describes the functional </w:t>
+      </w:r>
+      <w:r>
+        <w:rPr>
+          <w:lang w:val="en-US"/>
+        </w:rPr>
+        <w:t>flow for</w:t>
       </w:r>
       <w:r>
         <w:rPr>
@@ -2345,42 +2363,36 @@
         </w:rPr>
         <w:t xml:space="preserve">In case of State CEO </w:t>
       </w:r>
-      <w:proofErr w:type="gramStart"/>
-      <w:r>
-        <w:rPr>
-          <w:lang w:val="en-US"/>
-        </w:rPr>
-        <w:t>registration</w:t>
-      </w:r>
-      <w:proofErr w:type="gramEnd"/>
+      <w:r>
+        <w:rPr>
+          <w:lang w:val="en-US"/>
+        </w:rPr>
+        <w:t>registration,</w:t>
+      </w:r>
       <w:r>
         <w:rPr>
           <w:lang w:val="en-US"/>
         </w:rPr>
         <w:t xml:space="preserve"> the </w:t>
       </w:r>
-      <w:proofErr w:type="gramStart"/>
-      <w:r>
-        <w:rPr>
-          <w:lang w:val="en-US"/>
-        </w:rPr>
-        <w:t>name ,</w:t>
-      </w:r>
-      <w:proofErr w:type="gramEnd"/>
+      <w:r>
+        <w:rPr>
+          <w:lang w:val="en-US"/>
+        </w:rPr>
+        <w:t>name,</w:t>
+      </w:r>
       <w:r>
         <w:rPr>
           <w:lang w:val="en-US"/>
         </w:rPr>
         <w:t xml:space="preserve"> date of </w:t>
       </w:r>
-      <w:proofErr w:type="gramStart"/>
-      <w:r>
-        <w:rPr>
-          <w:lang w:val="en-US"/>
-        </w:rPr>
-        <w:t>birth ,</w:t>
-      </w:r>
-      <w:proofErr w:type="gramEnd"/>
+      <w:r>
+        <w:rPr>
+          <w:lang w:val="en-US"/>
+        </w:rPr>
+        <w:t>birth,</w:t>
+      </w:r>
       <w:r>
         <w:rPr>
           <w:lang w:val="en-US"/>
@@ -17202,7 +17214,7 @@
           <w:bCs/>
           <w:lang w:val="en-US"/>
         </w:rPr>
-        <w:t>Open Queries</w:t>
+        <w:t>Queries</w:t>
       </w:r>
       <w:r>
         <w:rPr>
@@ -17470,14 +17482,12 @@
         </w:rPr>
         <w:t xml:space="preserve">All Proposals </w:t>
       </w:r>
-      <w:proofErr w:type="gramStart"/>
-      <w:r>
-        <w:rPr>
-          <w:lang w:val="en-US"/>
-        </w:rPr>
-        <w:t>Window :</w:t>
-      </w:r>
-      <w:proofErr w:type="gramEnd"/>
+      <w:r>
+        <w:rPr>
+          <w:lang w:val="en-US"/>
+        </w:rPr>
+        <w:t>Window:</w:t>
+      </w:r>
     </w:p>
     <w:p>
       <w:pPr>
@@ -19358,13 +19368,13 @@
           <w:bCs/>
           <w:lang w:val="en-US"/>
         </w:rPr>
-        <w:t>Queries responded by State/UTs</w:t>
-      </w:r>
-      <w:r>
-        <w:rPr>
-          <w:lang w:val="en-US"/>
-        </w:rPr>
-        <w:t xml:space="preserve"> (option to see queries </w:t>
+        <w:t xml:space="preserve">Queries </w:t>
+      </w:r>
+      <w:r>
+        <w:rPr>
+          <w:lang w:val="en-US"/>
+        </w:rPr>
+        <w:t xml:space="preserve">(option to see queries </w:t>
       </w:r>
       <w:r>
         <w:rPr>
@@ -19376,33 +19386,40 @@
         <w:rPr>
           <w:lang w:val="en-US"/>
         </w:rPr>
-        <w:t xml:space="preserve"> along with provision to put closure remarks, upload documents and send to next reviewer)</w:t>
+        <w:t xml:space="preserve"> along with provision to put closure remarks and send to next reviewer</w:t>
       </w:r>
     </w:p>
     <w:p>
       <w:pPr>
         <w:pStyle w:val="ListParagraph"/>
-        <w:numPr>
-          <w:ilvl w:val="1"/>
-          <w:numId w:val="20"/>
-        </w:numPr>
-        <w:rPr>
-          <w:lang w:val="en-US"/>
-        </w:rPr>
-      </w:pPr>
-      <w:r>
-        <w:rPr>
-          <w:b/>
-          <w:bCs/>
-          <w:lang w:val="en-US"/>
-        </w:rPr>
-        <w:t xml:space="preserve">Open queries- </w:t>
-      </w:r>
-      <w:r>
-        <w:rPr>
-          <w:lang w:val="en-US"/>
-        </w:rPr>
-        <w:t>option to see queries raised by NHA Reviewer respectively along with provision to put closure remarks, upload documents and send to next reviewer)</w:t>
+        <w:ind w:left="2160"/>
+        <w:rPr>
+          <w:lang w:val="en-US"/>
+        </w:rPr>
+      </w:pPr>
+      <w:r>
+        <w:rPr>
+          <w:lang w:val="en-US"/>
+        </w:rPr>
+        <w:t xml:space="preserve">and </w:t>
+      </w:r>
+      <w:r>
+        <w:rPr>
+          <w:lang w:val="en-US"/>
+        </w:rPr>
+        <w:t>queries raised by NHA Reviewer respectively along with provision to put closure remarks</w:t>
+      </w:r>
+      <w:r>
+        <w:rPr>
+          <w:lang w:val="en-US"/>
+        </w:rPr>
+        <w:t xml:space="preserve"> </w:t>
+      </w:r>
+      <w:r>
+        <w:rPr>
+          <w:lang w:val="en-US"/>
+        </w:rPr>
+        <w:t>and send to next reviewer)</w:t>
       </w:r>
     </w:p>
     <w:p>
@@ -19638,6 +19655,24 @@
           <w:lang w:val="en-US"/>
         </w:rPr>
       </w:pPr>
+    </w:p>
+    <w:p>
+      <w:pPr>
+        <w:pStyle w:val="ListParagraph"/>
+        <w:ind w:left="1440"/>
+        <w:rPr>
+          <w:lang w:val="en-US"/>
+        </w:rPr>
+      </w:pPr>
+    </w:p>
+    <w:p>
+      <w:pPr>
+        <w:pStyle w:val="ListParagraph"/>
+        <w:ind w:left="1440"/>
+        <w:rPr>
+          <w:lang w:val="en-US"/>
+        </w:rPr>
+      </w:pPr>
       <w:r>
         <w:rPr>
           <w:lang w:val="en-US"/>
@@ -19645,14 +19680,12 @@
         <w:lastRenderedPageBreak/>
         <w:t xml:space="preserve">All Proposals </w:t>
       </w:r>
-      <w:proofErr w:type="gramStart"/>
-      <w:r>
-        <w:rPr>
-          <w:lang w:val="en-US"/>
-        </w:rPr>
-        <w:t>window :</w:t>
-      </w:r>
-      <w:proofErr w:type="gramEnd"/>
+      <w:r>
+        <w:rPr>
+          <w:lang w:val="en-US"/>
+        </w:rPr>
+        <w:t>window:</w:t>
+      </w:r>
       <w:r>
         <w:rPr>
           <w:lang w:val="en-US"/>
